--- a/episodes/The_Dark_Rise_Episode_101.docx
+++ b/episodes/The_Dark_Rise_Episode_101.docx
@@ -168,7 +168,7 @@
     </w:p>
     <w:p>
       <w:pPr>
-        <w:spacing w:after="60" w:line="360"/>
+        <w:spacing w:after="60" w:line="360" w:before="480"/>
         <w:ind w:firstLine="360"/>
       </w:pPr>
       <w:r>
@@ -238,7 +238,7 @@
     </w:p>
     <w:p>
       <w:pPr>
-        <w:spacing w:after="60" w:line="360"/>
+        <w:spacing w:after="60" w:line="360" w:before="480"/>
         <w:ind w:firstLine="360"/>
       </w:pPr>
       <w:r>
@@ -294,7 +294,7 @@
     </w:p>
     <w:p>
       <w:pPr>
-        <w:spacing w:after="60" w:line="360"/>
+        <w:spacing w:after="60" w:line="360" w:before="480"/>
         <w:ind w:firstLine="360"/>
       </w:pPr>
       <w:r>
@@ -318,6 +318,20 @@
           <w:szCs w:val="24"/>
         </w:rPr>
         <w:t xml:space="preserve">He woke in the dark among the iroko's roots with his heart loud, and the presence was already there, wrapped around the edges of him, trembling like a struck drum skin.</w:t>
+      </w:r>
+    </w:p>
+    <w:p>
+      <w:pPr>
+        <w:spacing w:after="60" w:line="360"/>
+        <w:ind w:firstLine="360"/>
+      </w:pPr>
+      <w:r>
+        <w:rPr>
+          <w:rFonts w:ascii="Georgia" w:hAnsi="Georgia" w:cs="Georgia"/>
+          <w:sz w:val="24"/>
+          <w:szCs w:val="24"/>
+        </w:rPr>
+        <w:t xml:space="preserve">Through the bond, the cold exact voice spoke what the dream had shown.</w:t>
       </w:r>
     </w:p>
     <w:p>
@@ -333,7 +347,7 @@
           <w:bCs/>
           <w:caps/>
         </w:rPr>
-        <w:t xml:space="preserve">THE BOND REPORTS: BOUNDARY MARK FOUND AND RECOGNIZED. THE LOST GROUND IS LOST NO LONGER. IT LIES TWO DAYS AHEAD OF THE SEARCH.</w:t>
+        <w:t xml:space="preserve">The bond reports: boundary mark found and recognized. The lost ground is lost no longer. It lies two days ahead of the search.</w:t>
       </w:r>
     </w:p>
     <w:p>
@@ -366,7 +380,7 @@
     </w:p>
     <w:p>
       <w:pPr>
-        <w:spacing w:after="60" w:line="360"/>
+        <w:spacing w:after="60" w:line="360" w:before="480"/>
         <w:ind w:firstLine="360"/>
       </w:pPr>
       <w:r>
